--- a/lessons/9-3/downloads/reveal/teacher/9.3-prerequisite-practice-answer-key.docx
+++ b/lessons/9-3/downloads/reveal/teacher/9.3-prerequisite-practice-answer-key.docx
@@ -13,7 +13,7 @@
           <w:caps/>
           <w:color w:val="003A70"/>
           <w:spacing w:val="12"/>
-          <w:sz w:val="19"/>
+          <w:sz w:val="22"/>
           <w:szCs w:val="19"/>
         </w:rPr>
         <w:t xml:space="preserve">Lesson 9-3  ·  Prerequisite Practice  ·  Answer Key</w:t>
@@ -21,6 +21,7 @@
     </w:p>
     <w:p>
       <w:pPr>
+        <w:pStyle w:val="Heading1"/>
         <w:spacing w:before="0" w:after="10" w:line="240" w:lineRule="auto"/>
       </w:pPr>
       <w:r>
@@ -45,7 +46,7 @@
         <w:rPr>
           <w:rFonts w:ascii="Avenir Next" w:hAnsi="Avenir Next" w:cs="Avenir Next" w:eastAsia="Avenir Next"/>
           <w:color w:val="5A5F66"/>
-          <w:sz w:val="17"/>
+          <w:sz w:val="22"/>
           <w:szCs w:val="17"/>
         </w:rPr>
         <w:t xml:space="preserve">Teacher use. Each sheet practices two earlier skills the session depends on. Step-frame answers are shown in order.</w:t>
@@ -85,6 +86,7 @@
           </w:tcPr>
           <w:p>
             <w:pPr>
+              <w:pStyle w:val="Heading2"/>
               <w:keepNext/>
               <w:pBdr>
                 <w:bottom w:val="single" w:sz="8" w:space="3" w:color="003A70"/>
@@ -100,7 +102,7 @@
                 <w:b/>
                 <w:color w:val="003A70"/>
                 <w:spacing w:val="14"/>
-                <w:sz w:val="19"/>
+                <w:sz w:val="22"/>
                 <w:szCs w:val="19"/>
               </w:rPr>
               <w:t xml:space="preserve">SESSION 1  ·  PRACTICE A</w:t>
@@ -119,7 +121,7 @@
                 <w:rFonts w:ascii="Avenir Next" w:hAnsi="Avenir Next" w:cs="Avenir Next" w:eastAsia="Avenir Next"/>
                 <w:i/>
                 <w:color w:val="5A5F66"/>
-                <w:sz w:val="17"/>
+                <w:sz w:val="22"/>
                 <w:szCs w:val="17"/>
               </w:rPr>
               <w:t xml:space="preserve">Divide Multi-Digit Numbers · Find the Rule of a Pattern</w:t>
@@ -138,7 +140,7 @@
                 <w:rFonts w:ascii="Avenir Next" w:hAnsi="Avenir Next" w:cs="Avenir Next" w:eastAsia="Avenir Next"/>
                 <w:b/>
                 <w:color w:val="1A1A1A"/>
-                <w:sz w:val="17"/>
+                <w:sz w:val="22"/>
                 <w:szCs w:val="17"/>
               </w:rPr>
               <w:t xml:space="preserve">1.</w:t>
@@ -156,7 +158,7 @@
               <w:rPr>
                 <w:rFonts w:ascii="Avenir Next" w:hAnsi="Avenir Next" w:cs="Avenir Next" w:eastAsia="Avenir Next"/>
                 <w:color w:val="1A1A1A"/>
-                <w:sz w:val="17"/>
+                <w:sz w:val="22"/>
                 <w:szCs w:val="17"/>
               </w:rPr>
               <w:t xml:space="preserve">Step 1: 45   Step 2: 20, 5   Step 3: 25</w:t>
@@ -175,7 +177,7 @@
                 <w:rFonts w:ascii="Avenir Next" w:hAnsi="Avenir Next" w:cs="Avenir Next" w:eastAsia="Avenir Next"/>
                 <w:b/>
                 <w:color w:val="1A1A1A"/>
-                <w:sz w:val="17"/>
+                <w:sz w:val="22"/>
                 <w:szCs w:val="17"/>
               </w:rPr>
               <w:t xml:space="preserve">2.</w:t>
@@ -193,7 +195,7 @@
               <w:rPr>
                 <w:rFonts w:ascii="Avenir Next" w:hAnsi="Avenir Next" w:cs="Avenir Next" w:eastAsia="Avenir Next"/>
                 <w:color w:val="1A1A1A"/>
-                <w:sz w:val="17"/>
+                <w:sz w:val="22"/>
                 <w:szCs w:val="17"/>
               </w:rPr>
               <w:t xml:space="preserve">Step 1: 16   Step 2: 10, 2   Step 3: 12</w:t>
@@ -212,7 +214,7 @@
                 <w:rFonts w:ascii="Avenir Next" w:hAnsi="Avenir Next" w:cs="Avenir Next" w:eastAsia="Avenir Next"/>
                 <w:b/>
                 <w:color w:val="1A1A1A"/>
-                <w:sz w:val="17"/>
+                <w:sz w:val="22"/>
                 <w:szCs w:val="17"/>
               </w:rPr>
               <w:t xml:space="preserve">3.</w:t>
@@ -230,7 +232,7 @@
               <w:rPr>
                 <w:rFonts w:ascii="Avenir Next" w:hAnsi="Avenir Next" w:cs="Avenir Next" w:eastAsia="Avenir Next"/>
                 <w:color w:val="1A1A1A"/>
-                <w:sz w:val="17"/>
+                <w:sz w:val="22"/>
                 <w:szCs w:val="17"/>
               </w:rPr>
               <w:t xml:space="preserve">a. 12  b. 15  c. 24  d. 36  e. 25  f. 12</w:t>
@@ -249,7 +251,7 @@
                 <w:rFonts w:ascii="Avenir Next" w:hAnsi="Avenir Next" w:cs="Avenir Next" w:eastAsia="Avenir Next"/>
                 <w:b/>
                 <w:color w:val="1A1A1A"/>
-                <w:sz w:val="17"/>
+                <w:sz w:val="22"/>
                 <w:szCs w:val="17"/>
               </w:rPr>
               <w:t xml:space="preserve">4.</w:t>
@@ -267,7 +269,7 @@
               <w:rPr>
                 <w:rFonts w:ascii="Avenir Next" w:hAnsi="Avenir Next" w:cs="Avenir Next" w:eastAsia="Avenir Next"/>
                 <w:color w:val="1A1A1A"/>
-                <w:sz w:val="17"/>
+                <w:sz w:val="22"/>
                 <w:szCs w:val="17"/>
               </w:rPr>
               <w:t xml:space="preserve">Step 1: 6   Step 2: 6   Step 3: 6</w:t>
@@ -286,7 +288,7 @@
                 <w:rFonts w:ascii="Avenir Next" w:hAnsi="Avenir Next" w:cs="Avenir Next" w:eastAsia="Avenir Next"/>
                 <w:b/>
                 <w:color w:val="1A1A1A"/>
-                <w:sz w:val="17"/>
+                <w:sz w:val="22"/>
                 <w:szCs w:val="17"/>
               </w:rPr>
               <w:t xml:space="preserve">5.</w:t>
@@ -304,7 +306,7 @@
               <w:rPr>
                 <w:rFonts w:ascii="Avenir Next" w:hAnsi="Avenir Next" w:cs="Avenir Next" w:eastAsia="Avenir Next"/>
                 <w:color w:val="1A1A1A"/>
-                <w:sz w:val="17"/>
+                <w:sz w:val="22"/>
                 <w:szCs w:val="17"/>
               </w:rPr>
               <w:t xml:space="preserve">Step 1: 7   Step 2: 7   Step 3: 30</w:t>
@@ -323,7 +325,7 @@
                 <w:rFonts w:ascii="Avenir Next" w:hAnsi="Avenir Next" w:cs="Avenir Next" w:eastAsia="Avenir Next"/>
                 <w:b/>
                 <w:color w:val="1A1A1A"/>
-                <w:sz w:val="17"/>
+                <w:sz w:val="22"/>
                 <w:szCs w:val="17"/>
               </w:rPr>
               <w:t xml:space="preserve">6.</w:t>
@@ -341,7 +343,7 @@
               <w:rPr>
                 <w:rFonts w:ascii="Avenir Next" w:hAnsi="Avenir Next" w:cs="Avenir Next" w:eastAsia="Avenir Next"/>
                 <w:color w:val="1A1A1A"/>
-                <w:sz w:val="17"/>
+                <w:sz w:val="22"/>
                 <w:szCs w:val="17"/>
               </w:rPr>
               <w:t xml:space="preserve">a. 10  b. 8  c. 0  d. 8  e. 0  f. 2</w:t>
@@ -360,7 +362,7 @@
                 <w:rFonts w:ascii="Avenir Next" w:hAnsi="Avenir Next" w:cs="Avenir Next" w:eastAsia="Avenir Next"/>
                 <w:b/>
                 <w:color w:val="1A1A1A"/>
-                <w:sz w:val="17"/>
+                <w:sz w:val="22"/>
                 <w:szCs w:val="17"/>
               </w:rPr>
               <w:t xml:space="preserve">7.</w:t>
@@ -379,7 +381,7 @@
                 <w:rFonts w:ascii="Avenir Next" w:hAnsi="Avenir Next" w:cs="Avenir Next" w:eastAsia="Avenir Next"/>
                 <w:b/>
                 <w:color w:val="1A1A1A"/>
-                <w:sz w:val="17"/>
+                <w:sz w:val="22"/>
                 <w:szCs w:val="17"/>
               </w:rPr>
               <w:t xml:space="preserve">B</w:t>
@@ -388,7 +390,7 @@
               <w:rPr>
                 <w:rFonts w:ascii="Avenir Next" w:hAnsi="Avenir Next" w:cs="Avenir Next" w:eastAsia="Avenir Next"/>
                 <w:color w:val="1A1A1A"/>
-                <w:sz w:val="17"/>
+                <w:sz w:val="22"/>
                 <w:szCs w:val="17"/>
               </w:rPr>
               <w:t xml:space="preserve">  (7)</w:t>
@@ -402,6 +404,7 @@
           </w:tcPr>
           <w:p>
             <w:pPr>
+              <w:pStyle w:val="Heading2"/>
               <w:keepNext/>
               <w:pBdr>
                 <w:bottom w:val="single" w:sz="8" w:space="3" w:color="003A70"/>
@@ -417,7 +420,7 @@
                 <w:b/>
                 <w:color w:val="003A70"/>
                 <w:spacing w:val="14"/>
-                <w:sz w:val="19"/>
+                <w:sz w:val="22"/>
                 <w:szCs w:val="19"/>
               </w:rPr>
               <w:t xml:space="preserve">SESSION 1  ·  PRACTICE B</w:t>
@@ -436,7 +439,7 @@
                 <w:rFonts w:ascii="Avenir Next" w:hAnsi="Avenir Next" w:cs="Avenir Next" w:eastAsia="Avenir Next"/>
                 <w:i/>
                 <w:color w:val="5A5F66"/>
-                <w:sz w:val="17"/>
+                <w:sz w:val="22"/>
                 <w:szCs w:val="17"/>
               </w:rPr>
               <w:t xml:space="preserve">Find Unit Rates in Tables · Test Solutions of Equations</w:t>
@@ -455,7 +458,7 @@
                 <w:rFonts w:ascii="Avenir Next" w:hAnsi="Avenir Next" w:cs="Avenir Next" w:eastAsia="Avenir Next"/>
                 <w:b/>
                 <w:color w:val="1A1A1A"/>
-                <w:sz w:val="17"/>
+                <w:sz w:val="22"/>
                 <w:szCs w:val="17"/>
               </w:rPr>
               <w:t xml:space="preserve">1.</w:t>
@@ -473,7 +476,7 @@
               <w:rPr>
                 <w:rFonts w:ascii="Avenir Next" w:hAnsi="Avenir Next" w:cs="Avenir Next" w:eastAsia="Avenir Next"/>
                 <w:color w:val="1A1A1A"/>
-                <w:sz w:val="17"/>
+                <w:sz w:val="22"/>
                 <w:szCs w:val="17"/>
               </w:rPr>
               <w:t xml:space="preserve">Step 1: 27   Step 2: 9   Step 3: 9</w:t>
@@ -492,7 +495,7 @@
                 <w:rFonts w:ascii="Avenir Next" w:hAnsi="Avenir Next" w:cs="Avenir Next" w:eastAsia="Avenir Next"/>
                 <w:b/>
                 <w:color w:val="1A1A1A"/>
-                <w:sz w:val="17"/>
+                <w:sz w:val="22"/>
                 <w:szCs w:val="17"/>
               </w:rPr>
               <w:t xml:space="preserve">2.</w:t>
@@ -510,7 +513,7 @@
               <w:rPr>
                 <w:rFonts w:ascii="Avenir Next" w:hAnsi="Avenir Next" w:cs="Avenir Next" w:eastAsia="Avenir Next"/>
                 <w:color w:val="1A1A1A"/>
-                <w:sz w:val="17"/>
+                <w:sz w:val="22"/>
                 <w:szCs w:val="17"/>
               </w:rPr>
               <w:t xml:space="preserve">Step 1: 5   Step 2: 12   Step 3: 12</w:t>
@@ -529,7 +532,7 @@
                 <w:rFonts w:ascii="Avenir Next" w:hAnsi="Avenir Next" w:cs="Avenir Next" w:eastAsia="Avenir Next"/>
                 <w:b/>
                 <w:color w:val="1A1A1A"/>
-                <w:sz w:val="17"/>
+                <w:sz w:val="22"/>
                 <w:szCs w:val="17"/>
               </w:rPr>
               <w:t xml:space="preserve">3.</w:t>
@@ -547,7 +550,7 @@
               <w:rPr>
                 <w:rFonts w:ascii="Avenir Next" w:hAnsi="Avenir Next" w:cs="Avenir Next" w:eastAsia="Avenir Next"/>
                 <w:color w:val="1A1A1A"/>
-                <w:sz w:val="17"/>
+                <w:sz w:val="22"/>
                 <w:szCs w:val="17"/>
               </w:rPr>
               <w:t xml:space="preserve">a. 7  b. 15  c. 25  d. 12  e. 7  f. 25</w:t>
@@ -566,7 +569,7 @@
                 <w:rFonts w:ascii="Avenir Next" w:hAnsi="Avenir Next" w:cs="Avenir Next" w:eastAsia="Avenir Next"/>
                 <w:b/>
                 <w:color w:val="1A1A1A"/>
-                <w:sz w:val="17"/>
+                <w:sz w:val="22"/>
                 <w:szCs w:val="17"/>
               </w:rPr>
               <w:t xml:space="preserve">4.</w:t>
@@ -584,7 +587,7 @@
               <w:rPr>
                 <w:rFonts w:ascii="Avenir Next" w:hAnsi="Avenir Next" w:cs="Avenir Next" w:eastAsia="Avenir Next"/>
                 <w:color w:val="1A1A1A"/>
-                <w:sz w:val="17"/>
+                <w:sz w:val="22"/>
                 <w:szCs w:val="17"/>
               </w:rPr>
               <w:t xml:space="preserve">Step 1: 5   Step 2: 30   Step 3: 30, no</w:t>
@@ -603,7 +606,7 @@
                 <w:rFonts w:ascii="Avenir Next" w:hAnsi="Avenir Next" w:cs="Avenir Next" w:eastAsia="Avenir Next"/>
                 <w:b/>
                 <w:color w:val="1A1A1A"/>
-                <w:sz w:val="17"/>
+                <w:sz w:val="22"/>
                 <w:szCs w:val="17"/>
               </w:rPr>
               <w:t xml:space="preserve">5.</w:t>
@@ -621,7 +624,7 @@
               <w:rPr>
                 <w:rFonts w:ascii="Avenir Next" w:hAnsi="Avenir Next" w:cs="Avenir Next" w:eastAsia="Avenir Next"/>
                 <w:color w:val="1A1A1A"/>
-                <w:sz w:val="17"/>
+                <w:sz w:val="22"/>
                 <w:szCs w:val="17"/>
               </w:rPr>
               <w:t xml:space="preserve">Step 1: 6   Step 2: 15   Step 3: 15, yes</w:t>
@@ -640,7 +643,7 @@
                 <w:rFonts w:ascii="Avenir Next" w:hAnsi="Avenir Next" w:cs="Avenir Next" w:eastAsia="Avenir Next"/>
                 <w:b/>
                 <w:color w:val="1A1A1A"/>
-                <w:sz w:val="17"/>
+                <w:sz w:val="22"/>
                 <w:szCs w:val="17"/>
               </w:rPr>
               <w:t xml:space="preserve">6.</w:t>
@@ -658,7 +661,7 @@
               <w:rPr>
                 <w:rFonts w:ascii="Avenir Next" w:hAnsi="Avenir Next" w:cs="Avenir Next" w:eastAsia="Avenir Next"/>
                 <w:color w:val="1A1A1A"/>
-                <w:sz w:val="17"/>
+                <w:sz w:val="22"/>
                 <w:szCs w:val="17"/>
               </w:rPr>
               <w:t xml:space="preserve">a. yes  b. no  c. yes  d. yes  e. yes  f. no</w:t>
@@ -677,7 +680,7 @@
                 <w:rFonts w:ascii="Avenir Next" w:hAnsi="Avenir Next" w:cs="Avenir Next" w:eastAsia="Avenir Next"/>
                 <w:b/>
                 <w:color w:val="1A1A1A"/>
-                <w:sz w:val="17"/>
+                <w:sz w:val="22"/>
                 <w:szCs w:val="17"/>
               </w:rPr>
               <w:t xml:space="preserve">7.</w:t>
@@ -696,7 +699,7 @@
                 <w:rFonts w:ascii="Avenir Next" w:hAnsi="Avenir Next" w:cs="Avenir Next" w:eastAsia="Avenir Next"/>
                 <w:b/>
                 <w:color w:val="1A1A1A"/>
-                <w:sz w:val="17"/>
+                <w:sz w:val="22"/>
                 <w:szCs w:val="17"/>
               </w:rPr>
               <w:t xml:space="preserve">B</w:t>
@@ -705,7 +708,7 @@
               <w:rPr>
                 <w:rFonts w:ascii="Avenir Next" w:hAnsi="Avenir Next" w:cs="Avenir Next" w:eastAsia="Avenir Next"/>
                 <w:color w:val="1A1A1A"/>
-                <w:sz w:val="17"/>
+                <w:sz w:val="22"/>
                 <w:szCs w:val="17"/>
               </w:rPr>
               <w:t xml:space="preserve">  (</w:t>
@@ -715,7 +718,7 @@
                 <w:rFonts w:ascii="Avenir Next" w:hAnsi="Avenir Next" w:cs="Avenir Next" w:eastAsia="Avenir Next"/>
                 <w:i/>
                 <w:color w:val="1A1A1A"/>
-                <w:sz w:val="17"/>
+                <w:sz w:val="22"/>
                 <w:szCs w:val="17"/>
               </w:rPr>
               <w:t xml:space="preserve">y</w:t>
@@ -724,7 +727,7 @@
               <w:rPr>
                 <w:rFonts w:ascii="Avenir Next" w:hAnsi="Avenir Next" w:cs="Avenir Next" w:eastAsia="Avenir Next"/>
                 <w:color w:val="1A1A1A"/>
-                <w:sz w:val="17"/>
+                <w:sz w:val="22"/>
                 <w:szCs w:val="17"/>
               </w:rPr>
               <w:t xml:space="preserve"> = 9</w:t>
@@ -734,7 +737,7 @@
                 <w:rFonts w:ascii="Avenir Next" w:hAnsi="Avenir Next" w:cs="Avenir Next" w:eastAsia="Avenir Next"/>
                 <w:i/>
                 <w:color w:val="1A1A1A"/>
-                <w:sz w:val="17"/>
+                <w:sz w:val="22"/>
                 <w:szCs w:val="17"/>
               </w:rPr>
               <w:t xml:space="preserve">x</w:t>
@@ -743,7 +746,7 @@
               <w:rPr>
                 <w:rFonts w:ascii="Avenir Next" w:hAnsi="Avenir Next" w:cs="Avenir Next" w:eastAsia="Avenir Next"/>
                 <w:color w:val="1A1A1A"/>
-                <w:sz w:val="17"/>
+                <w:sz w:val="22"/>
                 <w:szCs w:val="17"/>
               </w:rPr>
               <w:t xml:space="preserve">)</w:t>
@@ -791,6 +794,7 @@
           </w:tcPr>
           <w:p>
             <w:pPr>
+              <w:pStyle w:val="Heading2"/>
               <w:keepNext/>
               <w:pBdr>
                 <w:bottom w:val="single" w:sz="8" w:space="3" w:color="003A70"/>
@@ -806,7 +810,7 @@
                 <w:b/>
                 <w:color w:val="003A70"/>
                 <w:spacing w:val="14"/>
-                <w:sz w:val="19"/>
+                <w:sz w:val="22"/>
                 <w:szCs w:val="19"/>
               </w:rPr>
               <w:t xml:space="preserve">SESSION 2  ·  PRACTICE A</w:t>
@@ -825,7 +829,7 @@
                 <w:rFonts w:ascii="Avenir Next" w:hAnsi="Avenir Next" w:cs="Avenir Next" w:eastAsia="Avenir Next"/>
                 <w:i/>
                 <w:color w:val="5A5F66"/>
-                <w:sz w:val="17"/>
+                <w:sz w:val="22"/>
                 <w:szCs w:val="17"/>
               </w:rPr>
               <w:t xml:space="preserve">Multiply Two-Digit Numbers · Use Order of Operations</w:t>
@@ -844,7 +848,7 @@
                 <w:rFonts w:ascii="Avenir Next" w:hAnsi="Avenir Next" w:cs="Avenir Next" w:eastAsia="Avenir Next"/>
                 <w:b/>
                 <w:color w:val="1A1A1A"/>
-                <w:sz w:val="17"/>
+                <w:sz w:val="22"/>
                 <w:szCs w:val="17"/>
               </w:rPr>
               <w:t xml:space="preserve">1.</w:t>
@@ -862,7 +866,7 @@
               <w:rPr>
                 <w:rFonts w:ascii="Avenir Next" w:hAnsi="Avenir Next" w:cs="Avenir Next" w:eastAsia="Avenir Next"/>
                 <w:color w:val="1A1A1A"/>
-                <w:sz w:val="17"/>
+                <w:sz w:val="22"/>
                 <w:szCs w:val="17"/>
               </w:rPr>
               <w:t xml:space="preserve">Step 1: 6   Step 2: 240, 36   Step 3: 276</w:t>
@@ -881,7 +885,7 @@
                 <w:rFonts w:ascii="Avenir Next" w:hAnsi="Avenir Next" w:cs="Avenir Next" w:eastAsia="Avenir Next"/>
                 <w:b/>
                 <w:color w:val="1A1A1A"/>
-                <w:sz w:val="17"/>
+                <w:sz w:val="22"/>
                 <w:szCs w:val="17"/>
               </w:rPr>
               <w:t xml:space="preserve">2.</w:t>
@@ -899,7 +903,7 @@
               <w:rPr>
                 <w:rFonts w:ascii="Avenir Next" w:hAnsi="Avenir Next" w:cs="Avenir Next" w:eastAsia="Avenir Next"/>
                 <w:color w:val="1A1A1A"/>
-                <w:sz w:val="17"/>
+                <w:sz w:val="22"/>
                 <w:szCs w:val="17"/>
               </w:rPr>
               <w:t xml:space="preserve">Step 1: 10   Step 2: 70, 49   Step 3: 119</w:t>
@@ -918,7 +922,7 @@
                 <w:rFonts w:ascii="Avenir Next" w:hAnsi="Avenir Next" w:cs="Avenir Next" w:eastAsia="Avenir Next"/>
                 <w:b/>
                 <w:color w:val="1A1A1A"/>
-                <w:sz w:val="17"/>
+                <w:sz w:val="22"/>
                 <w:szCs w:val="17"/>
               </w:rPr>
               <w:t xml:space="preserve">3.</w:t>
@@ -936,7 +940,7 @@
               <w:rPr>
                 <w:rFonts w:ascii="Avenir Next" w:hAnsi="Avenir Next" w:cs="Avenir Next" w:eastAsia="Avenir Next"/>
                 <w:color w:val="1A1A1A"/>
-                <w:sz w:val="17"/>
+                <w:sz w:val="22"/>
                 <w:szCs w:val="17"/>
               </w:rPr>
               <w:t xml:space="preserve">a. 112  b. 288  c. 180  d. 95  e. 162  f. 114</w:t>
@@ -955,7 +959,7 @@
                 <w:rFonts w:ascii="Avenir Next" w:hAnsi="Avenir Next" w:cs="Avenir Next" w:eastAsia="Avenir Next"/>
                 <w:b/>
                 <w:color w:val="1A1A1A"/>
-                <w:sz w:val="17"/>
+                <w:sz w:val="22"/>
                 <w:szCs w:val="17"/>
               </w:rPr>
               <w:t xml:space="preserve">4.</w:t>
@@ -973,7 +977,7 @@
               <w:rPr>
                 <w:rFonts w:ascii="Avenir Next" w:hAnsi="Avenir Next" w:cs="Avenir Next" w:eastAsia="Avenir Next"/>
                 <w:color w:val="1A1A1A"/>
-                <w:sz w:val="17"/>
+                <w:sz w:val="22"/>
                 <w:szCs w:val="17"/>
               </w:rPr>
               <w:t xml:space="preserve">Step 1: none   Step 2: 18   Step 3: 22</w:t>
@@ -992,7 +996,7 @@
                 <w:rFonts w:ascii="Avenir Next" w:hAnsi="Avenir Next" w:cs="Avenir Next" w:eastAsia="Avenir Next"/>
                 <w:b/>
                 <w:color w:val="1A1A1A"/>
-                <w:sz w:val="17"/>
+                <w:sz w:val="22"/>
                 <w:szCs w:val="17"/>
               </w:rPr>
               <w:t xml:space="preserve">5.</w:t>
@@ -1010,7 +1014,7 @@
               <w:rPr>
                 <w:rFonts w:ascii="Avenir Next" w:hAnsi="Avenir Next" w:cs="Avenir Next" w:eastAsia="Avenir Next"/>
                 <w:color w:val="1A1A1A"/>
-                <w:sz w:val="17"/>
+                <w:sz w:val="22"/>
                 <w:szCs w:val="17"/>
               </w:rPr>
               <w:t xml:space="preserve">Step 1: 7   Step 2: 42   Step 3: 42</w:t>
@@ -1029,7 +1033,7 @@
                 <w:rFonts w:ascii="Avenir Next" w:hAnsi="Avenir Next" w:cs="Avenir Next" w:eastAsia="Avenir Next"/>
                 <w:b/>
                 <w:color w:val="1A1A1A"/>
-                <w:sz w:val="17"/>
+                <w:sz w:val="22"/>
                 <w:szCs w:val="17"/>
               </w:rPr>
               <w:t xml:space="preserve">6.</w:t>
@@ -1047,7 +1051,7 @@
               <w:rPr>
                 <w:rFonts w:ascii="Avenir Next" w:hAnsi="Avenir Next" w:cs="Avenir Next" w:eastAsia="Avenir Next"/>
                 <w:color w:val="1A1A1A"/>
-                <w:sz w:val="17"/>
+                <w:sz w:val="22"/>
                 <w:szCs w:val="17"/>
               </w:rPr>
               <w:t xml:space="preserve">a. 47  b. 50  c. 46  d. 106  e. 190  f. 60</w:t>
@@ -1066,7 +1070,7 @@
                 <w:rFonts w:ascii="Avenir Next" w:hAnsi="Avenir Next" w:cs="Avenir Next" w:eastAsia="Avenir Next"/>
                 <w:b/>
                 <w:color w:val="1A1A1A"/>
-                <w:sz w:val="17"/>
+                <w:sz w:val="22"/>
                 <w:szCs w:val="17"/>
               </w:rPr>
               <w:t xml:space="preserve">7.</w:t>
@@ -1085,7 +1089,7 @@
                 <w:rFonts w:ascii="Avenir Next" w:hAnsi="Avenir Next" w:cs="Avenir Next" w:eastAsia="Avenir Next"/>
                 <w:b/>
                 <w:color w:val="1A1A1A"/>
-                <w:sz w:val="17"/>
+                <w:sz w:val="22"/>
                 <w:szCs w:val="17"/>
               </w:rPr>
               <w:t xml:space="preserve">B</w:t>
@@ -1094,7 +1098,7 @@
               <w:rPr>
                 <w:rFonts w:ascii="Avenir Next" w:hAnsi="Avenir Next" w:cs="Avenir Next" w:eastAsia="Avenir Next"/>
                 <w:color w:val="1A1A1A"/>
-                <w:sz w:val="17"/>
+                <w:sz w:val="22"/>
                 <w:szCs w:val="17"/>
               </w:rPr>
               <w:t xml:space="preserve">  ($135)</w:t>
@@ -1108,6 +1112,7 @@
           </w:tcPr>
           <w:p>
             <w:pPr>
+              <w:pStyle w:val="Heading2"/>
               <w:keepNext/>
               <w:pBdr>
                 <w:bottom w:val="single" w:sz="8" w:space="3" w:color="003A70"/>
@@ -1123,7 +1128,7 @@
                 <w:b/>
                 <w:color w:val="003A70"/>
                 <w:spacing w:val="14"/>
-                <w:sz w:val="19"/>
+                <w:sz w:val="22"/>
                 <w:szCs w:val="19"/>
               </w:rPr>
               <w:t xml:space="preserve">SESSION 2  ·  PRACTICE B</w:t>
@@ -1142,7 +1147,7 @@
                 <w:rFonts w:ascii="Avenir Next" w:hAnsi="Avenir Next" w:cs="Avenir Next" w:eastAsia="Avenir Next"/>
                 <w:i/>
                 <w:color w:val="5A5F66"/>
-                <w:sz w:val="17"/>
+                <w:sz w:val="22"/>
                 <w:szCs w:val="17"/>
               </w:rPr>
               <w:t xml:space="preserve">Name Independent and Dependent Variables · Write Expressions with Variables</w:t>
@@ -1161,7 +1166,7 @@
                 <w:rFonts w:ascii="Avenir Next" w:hAnsi="Avenir Next" w:cs="Avenir Next" w:eastAsia="Avenir Next"/>
                 <w:b/>
                 <w:color w:val="1A1A1A"/>
-                <w:sz w:val="17"/>
+                <w:sz w:val="22"/>
                 <w:szCs w:val="17"/>
               </w:rPr>
               <w:t xml:space="preserve">1.</w:t>
@@ -1179,7 +1184,7 @@
               <w:rPr>
                 <w:rFonts w:ascii="Avenir Next" w:hAnsi="Avenir Next" w:cs="Avenir Next" w:eastAsia="Avenir Next"/>
                 <w:color w:val="1A1A1A"/>
-                <w:sz w:val="17"/>
+                <w:sz w:val="22"/>
                 <w:szCs w:val="17"/>
               </w:rPr>
               <w:t xml:space="preserve">Step 1: total crayons, boxes packed   Step 2: boxes packed   Step 3: total crayons</w:t>
@@ -1198,7 +1203,7 @@
                 <w:rFonts w:ascii="Avenir Next" w:hAnsi="Avenir Next" w:cs="Avenir Next" w:eastAsia="Avenir Next"/>
                 <w:b/>
                 <w:color w:val="1A1A1A"/>
-                <w:sz w:val="17"/>
+                <w:sz w:val="22"/>
                 <w:szCs w:val="17"/>
               </w:rPr>
               <w:t xml:space="preserve">2.</w:t>
@@ -1216,7 +1221,7 @@
               <w:rPr>
                 <w:rFonts w:ascii="Avenir Next" w:hAnsi="Avenir Next" w:cs="Avenir Next" w:eastAsia="Avenir Next"/>
                 <w:color w:val="1A1A1A"/>
-                <w:sz w:val="17"/>
+                <w:sz w:val="22"/>
                 <w:szCs w:val="17"/>
               </w:rPr>
               <w:t xml:space="preserve">Step 1: rental cost, days rented   Step 2: days rented   Step 3: rental cost</w:t>
@@ -1235,7 +1240,7 @@
                 <w:rFonts w:ascii="Avenir Next" w:hAnsi="Avenir Next" w:cs="Avenir Next" w:eastAsia="Avenir Next"/>
                 <w:b/>
                 <w:color w:val="1A1A1A"/>
-                <w:sz w:val="17"/>
+                <w:sz w:val="22"/>
                 <w:szCs w:val="17"/>
               </w:rPr>
               <w:t xml:space="preserve">3.</w:t>
@@ -1253,7 +1258,7 @@
               <w:rPr>
                 <w:rFonts w:ascii="Avenir Next" w:hAnsi="Avenir Next" w:cs="Avenir Next" w:eastAsia="Avenir Next"/>
                 <w:color w:val="1A1A1A"/>
-                <w:sz w:val="17"/>
+                <w:sz w:val="22"/>
                 <w:szCs w:val="17"/>
               </w:rPr>
               <w:t xml:space="preserve">a. pizzas needed  b. calories burned  c. total cost  d. water used  e. money saved  f. pay earned</w:t>
@@ -1272,7 +1277,7 @@
                 <w:rFonts w:ascii="Avenir Next" w:hAnsi="Avenir Next" w:cs="Avenir Next" w:eastAsia="Avenir Next"/>
                 <w:b/>
                 <w:color w:val="1A1A1A"/>
-                <w:sz w:val="17"/>
+                <w:sz w:val="22"/>
                 <w:szCs w:val="17"/>
               </w:rPr>
               <w:t xml:space="preserve">4.</w:t>
@@ -1290,7 +1295,7 @@
               <w:rPr>
                 <w:rFonts w:ascii="Avenir Next" w:hAnsi="Avenir Next" w:cs="Avenir Next" w:eastAsia="Avenir Next"/>
                 <w:color w:val="1A1A1A"/>
-                <w:sz w:val="17"/>
+                <w:sz w:val="22"/>
                 <w:szCs w:val="17"/>
               </w:rPr>
               <w:t xml:space="preserve">Step 1: 12   Step 2: 12</w:t>
@@ -1300,7 +1305,7 @@
                 <w:rFonts w:ascii="Avenir Next" w:hAnsi="Avenir Next" w:cs="Avenir Next" w:eastAsia="Avenir Next"/>
                 <w:i/>
                 <w:color w:val="1A1A1A"/>
-                <w:sz w:val="17"/>
+                <w:sz w:val="22"/>
                 <w:szCs w:val="17"/>
               </w:rPr>
               <w:t xml:space="preserve">t</w:t>
@@ -1309,7 +1314,7 @@
               <w:rPr>
                 <w:rFonts w:ascii="Avenir Next" w:hAnsi="Avenir Next" w:cs="Avenir Next" w:eastAsia="Avenir Next"/>
                 <w:color w:val="1A1A1A"/>
-                <w:sz w:val="17"/>
+                <w:sz w:val="22"/>
                 <w:szCs w:val="17"/>
               </w:rPr>
               <w:t xml:space="preserve">   Step 3: none</w:t>
@@ -1328,7 +1333,7 @@
                 <w:rFonts w:ascii="Avenir Next" w:hAnsi="Avenir Next" w:cs="Avenir Next" w:eastAsia="Avenir Next"/>
                 <w:b/>
                 <w:color w:val="1A1A1A"/>
-                <w:sz w:val="17"/>
+                <w:sz w:val="22"/>
                 <w:szCs w:val="17"/>
               </w:rPr>
               <w:t xml:space="preserve">5.</w:t>
@@ -1346,7 +1351,7 @@
               <w:rPr>
                 <w:rFonts w:ascii="Avenir Next" w:hAnsi="Avenir Next" w:cs="Avenir Next" w:eastAsia="Avenir Next"/>
                 <w:color w:val="1A1A1A"/>
-                <w:sz w:val="17"/>
+                <w:sz w:val="22"/>
                 <w:szCs w:val="17"/>
               </w:rPr>
               <w:t xml:space="preserve">Step 1: 3   Step 2: 3</w:t>
@@ -1356,7 +1361,7 @@
                 <w:rFonts w:ascii="Avenir Next" w:hAnsi="Avenir Next" w:cs="Avenir Next" w:eastAsia="Avenir Next"/>
                 <w:i/>
                 <w:color w:val="1A1A1A"/>
-                <w:sz w:val="17"/>
+                <w:sz w:val="22"/>
                 <w:szCs w:val="17"/>
               </w:rPr>
               <w:t xml:space="preserve">m</w:t>
@@ -1365,7 +1370,7 @@
               <w:rPr>
                 <w:rFonts w:ascii="Avenir Next" w:hAnsi="Avenir Next" w:cs="Avenir Next" w:eastAsia="Avenir Next"/>
                 <w:color w:val="1A1A1A"/>
-                <w:sz w:val="17"/>
+                <w:sz w:val="22"/>
                 <w:szCs w:val="17"/>
               </w:rPr>
               <w:t xml:space="preserve">   Step 3: 3</w:t>
@@ -1375,7 +1380,7 @@
                 <w:rFonts w:ascii="Avenir Next" w:hAnsi="Avenir Next" w:cs="Avenir Next" w:eastAsia="Avenir Next"/>
                 <w:i/>
                 <w:color w:val="1A1A1A"/>
-                <w:sz w:val="17"/>
+                <w:sz w:val="22"/>
                 <w:szCs w:val="17"/>
               </w:rPr>
               <w:t xml:space="preserve">m</w:t>
@@ -1384,7 +1389,7 @@
               <w:rPr>
                 <w:rFonts w:ascii="Avenir Next" w:hAnsi="Avenir Next" w:cs="Avenir Next" w:eastAsia="Avenir Next"/>
                 <w:color w:val="1A1A1A"/>
-                <w:sz w:val="17"/>
+                <w:sz w:val="22"/>
                 <w:szCs w:val="17"/>
               </w:rPr>
               <w:t xml:space="preserve"> + 10</w:t>
@@ -1403,7 +1408,7 @@
                 <w:rFonts w:ascii="Avenir Next" w:hAnsi="Avenir Next" w:cs="Avenir Next" w:eastAsia="Avenir Next"/>
                 <w:b/>
                 <w:color w:val="1A1A1A"/>
-                <w:sz w:val="17"/>
+                <w:sz w:val="22"/>
                 <w:szCs w:val="17"/>
               </w:rPr>
               <w:t xml:space="preserve">6.</w:t>
@@ -1421,7 +1426,7 @@
               <w:rPr>
                 <w:rFonts w:ascii="Avenir Next" w:hAnsi="Avenir Next" w:cs="Avenir Next" w:eastAsia="Avenir Next"/>
                 <w:color w:val="1A1A1A"/>
-                <w:sz w:val="17"/>
+                <w:sz w:val="22"/>
                 <w:szCs w:val="17"/>
               </w:rPr>
               <w:t xml:space="preserve">a. 15</w:t>
@@ -1431,7 +1436,7 @@
                 <w:rFonts w:ascii="Avenir Next" w:hAnsi="Avenir Next" w:cs="Avenir Next" w:eastAsia="Avenir Next"/>
                 <w:i/>
                 <w:color w:val="1A1A1A"/>
-                <w:sz w:val="17"/>
+                <w:sz w:val="22"/>
                 <w:szCs w:val="17"/>
               </w:rPr>
               <w:t xml:space="preserve">w</w:t>
@@ -1440,7 +1445,7 @@
               <w:rPr>
                 <w:rFonts w:ascii="Avenir Next" w:hAnsi="Avenir Next" w:cs="Avenir Next" w:eastAsia="Avenir Next"/>
                 <w:color w:val="1A1A1A"/>
-                <w:sz w:val="17"/>
+                <w:sz w:val="22"/>
                 <w:szCs w:val="17"/>
               </w:rPr>
               <w:t xml:space="preserve">  b. 24</w:t>
@@ -1450,7 +1455,7 @@
                 <w:rFonts w:ascii="Avenir Next" w:hAnsi="Avenir Next" w:cs="Avenir Next" w:eastAsia="Avenir Next"/>
                 <w:i/>
                 <w:color w:val="1A1A1A"/>
-                <w:sz w:val="17"/>
+                <w:sz w:val="22"/>
                 <w:szCs w:val="17"/>
               </w:rPr>
               <w:t xml:space="preserve">p</w:t>
@@ -1459,7 +1464,7 @@
               <w:rPr>
                 <w:rFonts w:ascii="Avenir Next" w:hAnsi="Avenir Next" w:cs="Avenir Next" w:eastAsia="Avenir Next"/>
                 <w:color w:val="1A1A1A"/>
-                <w:sz w:val="17"/>
+                <w:sz w:val="22"/>
                 <w:szCs w:val="17"/>
               </w:rPr>
               <w:t xml:space="preserve">  c. 4</w:t>
@@ -1469,7 +1474,7 @@
                 <w:rFonts w:ascii="Avenir Next" w:hAnsi="Avenir Next" w:cs="Avenir Next" w:eastAsia="Avenir Next"/>
                 <w:i/>
                 <w:color w:val="1A1A1A"/>
-                <w:sz w:val="17"/>
+                <w:sz w:val="22"/>
                 <w:szCs w:val="17"/>
               </w:rPr>
               <w:t xml:space="preserve">g</w:t>
@@ -1478,7 +1483,7 @@
               <w:rPr>
                 <w:rFonts w:ascii="Avenir Next" w:hAnsi="Avenir Next" w:cs="Avenir Next" w:eastAsia="Avenir Next"/>
                 <w:color w:val="1A1A1A"/>
-                <w:sz w:val="17"/>
+                <w:sz w:val="22"/>
                 <w:szCs w:val="17"/>
               </w:rPr>
               <w:t xml:space="preserve"> + 15  d. 6</w:t>
@@ -1488,7 +1493,7 @@
                 <w:rFonts w:ascii="Avenir Next" w:hAnsi="Avenir Next" w:cs="Avenir Next" w:eastAsia="Avenir Next"/>
                 <w:i/>
                 <w:color w:val="1A1A1A"/>
-                <w:sz w:val="17"/>
+                <w:sz w:val="22"/>
                 <w:szCs w:val="17"/>
               </w:rPr>
               <w:t xml:space="preserve">h</w:t>
@@ -1497,7 +1502,7 @@
               <w:rPr>
                 <w:rFonts w:ascii="Avenir Next" w:hAnsi="Avenir Next" w:cs="Avenir Next" w:eastAsia="Avenir Next"/>
                 <w:color w:val="1A1A1A"/>
-                <w:sz w:val="17"/>
+                <w:sz w:val="22"/>
                 <w:szCs w:val="17"/>
               </w:rPr>
               <w:t xml:space="preserve"> + 20</w:t>
@@ -1516,7 +1521,7 @@
                 <w:rFonts w:ascii="Avenir Next" w:hAnsi="Avenir Next" w:cs="Avenir Next" w:eastAsia="Avenir Next"/>
                 <w:b/>
                 <w:color w:val="1A1A1A"/>
-                <w:sz w:val="17"/>
+                <w:sz w:val="22"/>
                 <w:szCs w:val="17"/>
               </w:rPr>
               <w:t xml:space="preserve">7.</w:t>
@@ -1535,7 +1540,7 @@
                 <w:rFonts w:ascii="Avenir Next" w:hAnsi="Avenir Next" w:cs="Avenir Next" w:eastAsia="Avenir Next"/>
                 <w:b/>
                 <w:color w:val="1A1A1A"/>
-                <w:sz w:val="17"/>
+                <w:sz w:val="22"/>
                 <w:szCs w:val="17"/>
               </w:rPr>
               <w:t xml:space="preserve">B</w:t>
@@ -1544,7 +1549,7 @@
               <w:rPr>
                 <w:rFonts w:ascii="Avenir Next" w:hAnsi="Avenir Next" w:cs="Avenir Next" w:eastAsia="Avenir Next"/>
                 <w:color w:val="1A1A1A"/>
-                <w:sz w:val="17"/>
+                <w:sz w:val="22"/>
                 <w:szCs w:val="17"/>
               </w:rPr>
               <w:t xml:space="preserve">  (15</w:t>
@@ -1554,7 +1559,7 @@
                 <w:rFonts w:ascii="Avenir Next" w:hAnsi="Avenir Next" w:cs="Avenir Next" w:eastAsia="Avenir Next"/>
                 <w:i/>
                 <w:color w:val="1A1A1A"/>
-                <w:sz w:val="17"/>
+                <w:sz w:val="22"/>
                 <w:szCs w:val="17"/>
               </w:rPr>
               <w:t xml:space="preserve">m</w:t>
@@ -1563,7 +1568,7 @@
               <w:rPr>
                 <w:rFonts w:ascii="Avenir Next" w:hAnsi="Avenir Next" w:cs="Avenir Next" w:eastAsia="Avenir Next"/>
                 <w:color w:val="1A1A1A"/>
-                <w:sz w:val="17"/>
+                <w:sz w:val="22"/>
                 <w:szCs w:val="17"/>
               </w:rPr>
               <w:t xml:space="preserve"> + 20)</w:t>
@@ -1660,7 +1665,106 @@
               <w:sz w:val="15"/>
               <w:szCs w:val="15"/>
             </w:rPr>
-            <w:t xml:space="preserve">Lesson 9-3  ·  Prerequisite Practice  ·  Answer Key</w:t>
+            <w:t xml:space="preserve">9-3 · Page </w:t>
+          </w:r>
+          <w:r>
+            <w:rPr>
+              <w:rFonts w:ascii="Avenir Next" w:hAnsi="Avenir Next" w:cs="Avenir Next" w:eastAsia="Avenir Next"/>
+              <w:color w:val="5A5F66"/>
+              <w:sz w:val="15"/>
+              <w:szCs w:val="15"/>
+            </w:rPr>
+            <w:fldChar w:fldCharType="begin"/>
+          </w:r>
+          <w:r>
+            <w:rPr>
+              <w:rFonts w:ascii="Avenir Next" w:hAnsi="Avenir Next" w:cs="Avenir Next" w:eastAsia="Avenir Next"/>
+              <w:color w:val="5A5F66"/>
+              <w:sz w:val="15"/>
+              <w:szCs w:val="15"/>
+            </w:rPr>
+            <w:instrText xml:space="preserve"> PAGE </w:instrText>
+          </w:r>
+          <w:r>
+            <w:rPr>
+              <w:rFonts w:ascii="Avenir Next" w:hAnsi="Avenir Next" w:cs="Avenir Next" w:eastAsia="Avenir Next"/>
+              <w:color w:val="5A5F66"/>
+              <w:sz w:val="15"/>
+              <w:szCs w:val="15"/>
+            </w:rPr>
+            <w:fldChar w:fldCharType="separate"/>
+          </w:r>
+          <w:r>
+            <w:rPr>
+              <w:rFonts w:ascii="Avenir Next" w:hAnsi="Avenir Next" w:cs="Avenir Next" w:eastAsia="Avenir Next"/>
+              <w:color w:val="5A5F66"/>
+              <w:sz w:val="15"/>
+              <w:szCs w:val="15"/>
+            </w:rPr>
+            <w:t xml:space="preserve">1</w:t>
+          </w:r>
+          <w:r>
+            <w:rPr>
+              <w:rFonts w:ascii="Avenir Next" w:hAnsi="Avenir Next" w:cs="Avenir Next" w:eastAsia="Avenir Next"/>
+              <w:color w:val="5A5F66"/>
+              <w:sz w:val="15"/>
+              <w:szCs w:val="15"/>
+            </w:rPr>
+            <w:fldChar w:fldCharType="end"/>
+          </w:r>
+          <w:r>
+            <w:rPr>
+              <w:rFonts w:ascii="Avenir Next" w:hAnsi="Avenir Next" w:cs="Avenir Next" w:eastAsia="Avenir Next"/>
+              <w:color w:val="5A5F66"/>
+              <w:sz w:val="15"/>
+              <w:szCs w:val="15"/>
+            </w:rPr>
+            <w:t xml:space="preserve"> of </w:t>
+          </w:r>
+          <w:r>
+            <w:rPr>
+              <w:rFonts w:ascii="Avenir Next" w:hAnsi="Avenir Next" w:cs="Avenir Next" w:eastAsia="Avenir Next"/>
+              <w:color w:val="5A5F66"/>
+              <w:sz w:val="15"/>
+              <w:szCs w:val="15"/>
+            </w:rPr>
+            <w:fldChar w:fldCharType="begin"/>
+          </w:r>
+          <w:r>
+            <w:rPr>
+              <w:rFonts w:ascii="Avenir Next" w:hAnsi="Avenir Next" w:cs="Avenir Next" w:eastAsia="Avenir Next"/>
+              <w:color w:val="5A5F66"/>
+              <w:sz w:val="15"/>
+              <w:szCs w:val="15"/>
+            </w:rPr>
+            <w:instrText xml:space="preserve"> NUMPAGES </w:instrText>
+          </w:r>
+          <w:r>
+            <w:rPr>
+              <w:rFonts w:ascii="Avenir Next" w:hAnsi="Avenir Next" w:cs="Avenir Next" w:eastAsia="Avenir Next"/>
+              <w:color w:val="5A5F66"/>
+              <w:sz w:val="15"/>
+              <w:szCs w:val="15"/>
+            </w:rPr>
+            <w:fldChar w:fldCharType="separate"/>
+          </w:r>
+          <w:r>
+            <w:rPr>
+              <w:rFonts w:ascii="Avenir Next" w:hAnsi="Avenir Next" w:cs="Avenir Next" w:eastAsia="Avenir Next"/>
+              <w:color w:val="5A5F66"/>
+              <w:sz w:val="15"/>
+              <w:szCs w:val="15"/>
+            </w:rPr>
+            <w:t xml:space="preserve">1</w:t>
+          </w:r>
+          <w:r>
+            <w:rPr>
+              <w:rFonts w:ascii="Avenir Next" w:hAnsi="Avenir Next" w:cs="Avenir Next" w:eastAsia="Avenir Next"/>
+              <w:color w:val="5A5F66"/>
+              <w:sz w:val="15"/>
+              <w:szCs w:val="15"/>
+            </w:rPr>
+            <w:fldChar w:fldCharType="end"/>
           </w:r>
         </w:p>
       </w:tc>
@@ -1703,5 +1807,23 @@
       </w:tblCellMar>
     </w:tblPr>
   </w:style>
+  <w:style w:type="paragraph" w:styleId="Heading1">
+    <w:name w:val="heading 1"/>
+    <w:basedOn w:val="Normal"/>
+    <w:pPr>
+      <w:outlineLvl w:val="0"/>
+      <w:keepNext w:val="0"/>
+      <w:keepLines w:val="0"/>
+    </w:pPr>
+  </w:style>
+  <w:style w:type="paragraph" w:styleId="Heading2">
+    <w:name w:val="heading 2"/>
+    <w:basedOn w:val="Normal"/>
+    <w:pPr>
+      <w:outlineLvl w:val="1"/>
+      <w:keepNext w:val="0"/>
+      <w:keepLines w:val="0"/>
+    </w:pPr>
+  </w:style>
 </w:styles>
 </file>